--- a/Homework/02-Conceitos-Amostragem.docx
+++ b/Homework/02-Conceitos-Amostragem.docx
@@ -4,227 +4,80 @@
   <w:body>
     <w:p>
       <w:pPr>
-        <w:ind w:left="360"/>
-        <w:jc w:val="center"/>
-        <w:rPr>
-          <w:rFonts w:ascii="Arial Narrow" w:hAnsi="Arial Narrow"/>
-          <w:sz w:val="22"/>
-          <w:szCs w:val="22"/>
-        </w:rPr>
-      </w:pPr>
-      <w:r>
-        <w:rPr>
-          <w:rFonts w:ascii="Arial Narrow" w:hAnsi="Arial Narrow"/>
-          <w:noProof/>
-          <w:sz w:val="22"/>
-          <w:szCs w:val="22"/>
-        </w:rPr>
-        <w:drawing>
-          <wp:inline distT="0" distB="0" distL="0" distR="0" wp14:anchorId="62396462" wp14:editId="3BB570D2">
-            <wp:extent cx="864786" cy="889000"/>
-            <wp:effectExtent l="0" t="0" r="0" b="0"/>
-            <wp:docPr id="1877147962" name="Imagem 1" descr="Imagem digital fictícia de personagem de desenho animado&#10;&#10;Descrição gerada automaticamente com confiança baixa"/>
-            <wp:cNvGraphicFramePr>
-              <a:graphicFrameLocks xmlns:a="http://schemas.openxmlformats.org/drawingml/2006/main" noChangeAspect="1"/>
-            </wp:cNvGraphicFramePr>
-            <a:graphic xmlns:a="http://schemas.openxmlformats.org/drawingml/2006/main">
-              <a:graphicData uri="http://schemas.openxmlformats.org/drawingml/2006/picture">
-                <pic:pic xmlns:pic="http://schemas.openxmlformats.org/drawingml/2006/picture">
-                  <pic:nvPicPr>
-                    <pic:cNvPr id="1877147962" name="Imagem 1" descr="Imagem digital fictícia de personagem de desenho animado&#10;&#10;Descrição gerada automaticamente com confiança baixa"/>
-                    <pic:cNvPicPr/>
-                  </pic:nvPicPr>
-                  <pic:blipFill>
-                    <a:blip r:embed="rId6" cstate="print">
-                      <a:extLst>
-                        <a:ext uri="{28A0092B-C50C-407E-A947-70E740481C1C}">
-                          <a14:useLocalDpi xmlns:a14="http://schemas.microsoft.com/office/drawing/2010/main" val="0"/>
-                        </a:ext>
-                      </a:extLst>
-                    </a:blip>
-                    <a:stretch>
-                      <a:fillRect/>
-                    </a:stretch>
-                  </pic:blipFill>
-                  <pic:spPr>
-                    <a:xfrm>
-                      <a:off x="0" y="0"/>
-                      <a:ext cx="867193" cy="891474"/>
-                    </a:xfrm>
-                    <a:prstGeom prst="rect">
-                      <a:avLst/>
-                    </a:prstGeom>
-                  </pic:spPr>
-                </pic:pic>
-              </a:graphicData>
-            </a:graphic>
-          </wp:inline>
-        </w:drawing>
-      </w:r>
-    </w:p>
-    <w:p>
-      <w:pPr>
-        <w:ind w:left="360"/>
-        <w:jc w:val="center"/>
-        <w:rPr>
-          <w:rFonts w:ascii="Arial Narrow" w:hAnsi="Arial Narrow"/>
-          <w:b/>
-          <w:sz w:val="22"/>
-          <w:szCs w:val="22"/>
-        </w:rPr>
-      </w:pPr>
-      <w:r>
-        <w:rPr>
-          <w:rFonts w:ascii="Arial" w:hAnsi="Arial"/>
-          <w:b/>
+        <w:jc w:val="both"/>
+        <w:rPr>
+          <w:rFonts w:ascii="Arial" w:hAnsi="Arial"/>
           <w:sz w:val="20"/>
           <w:szCs w:val="20"/>
         </w:rPr>
-        <w:t>Ministério da Educação</w:t>
-      </w:r>
-    </w:p>
-    <w:p>
-      <w:pPr>
-        <w:ind w:left="360"/>
-        <w:jc w:val="center"/>
+      </w:pPr>
+    </w:p>
+    <w:p>
+      <w:pPr>
+        <w:jc w:val="both"/>
+        <w:rPr>
+          <w:rFonts w:ascii="Arial" w:hAnsi="Arial"/>
+        </w:rPr>
+      </w:pPr>
+      <w:r>
+        <w:rPr>
+          <w:rFonts w:ascii="Arial" w:hAnsi="Arial"/>
+        </w:rPr>
+        <w:t>Disciplina: Inventário Florestal (</w:t>
+      </w:r>
+      <w:r>
+        <w:rPr>
+          <w:rFonts w:ascii="Arial" w:hAnsi="Arial"/>
+        </w:rPr>
+        <w:t>FL03039 - EF</w:t>
+      </w:r>
+      <w:r>
+        <w:rPr>
+          <w:rFonts w:ascii="Arial" w:hAnsi="Arial"/>
+        </w:rPr>
+        <w:t>)</w:t>
+      </w:r>
+    </w:p>
+    <w:p>
+      <w:pPr>
+        <w:jc w:val="both"/>
         <w:rPr>
           <w:rFonts w:ascii="Arial Narrow" w:hAnsi="Arial Narrow"/>
-          <w:b/>
-          <w:sz w:val="22"/>
-          <w:szCs w:val="22"/>
-        </w:rPr>
-      </w:pPr>
-      <w:r>
-        <w:rPr>
-          <w:rFonts w:ascii="Arial" w:hAnsi="Arial"/>
-          <w:b/>
-          <w:sz w:val="20"/>
-          <w:szCs w:val="20"/>
-        </w:rPr>
-        <w:t xml:space="preserve">Universidade Federal </w:t>
-      </w:r>
-      <w:r>
-        <w:rPr>
-          <w:rFonts w:ascii="Arial" w:hAnsi="Arial"/>
-          <w:b/>
-          <w:sz w:val="20"/>
-          <w:szCs w:val="20"/>
-        </w:rPr>
-        <w:t>Rural da Amazônia</w:t>
-      </w:r>
-    </w:p>
-    <w:p>
-      <w:pPr>
-        <w:ind w:left="360"/>
-        <w:jc w:val="center"/>
+        </w:rPr>
+      </w:pPr>
+      <w:r>
+        <w:rPr>
+          <w:rFonts w:ascii="Arial" w:hAnsi="Arial"/>
+        </w:rPr>
+        <w:t>Docente: Deivison Venicio Souza</w:t>
+      </w:r>
+    </w:p>
+    <w:p>
+      <w:pPr>
+        <w:jc w:val="both"/>
+        <w:rPr>
+          <w:rFonts w:ascii="Arial" w:hAnsi="Arial"/>
+        </w:rPr>
+      </w:pPr>
+      <w:r>
+        <w:rPr>
+          <w:rFonts w:ascii="Arial" w:hAnsi="Arial"/>
+        </w:rPr>
+        <w:t>Discente:_______________________________________Matrícula:_______________</w:t>
+      </w:r>
+    </w:p>
+    <w:p>
+      <w:pPr>
+        <w:jc w:val="both"/>
         <w:rPr>
           <w:rFonts w:ascii="Arial Narrow" w:hAnsi="Arial Narrow"/>
-          <w:b/>
-          <w:sz w:val="22"/>
-          <w:szCs w:val="22"/>
-        </w:rPr>
-      </w:pPr>
-      <w:r>
-        <w:rPr>
-          <w:rFonts w:ascii="Arial" w:hAnsi="Arial"/>
-          <w:b/>
-          <w:sz w:val="20"/>
-          <w:szCs w:val="20"/>
-        </w:rPr>
-        <w:t>Curso</w:t>
-      </w:r>
-      <w:r>
-        <w:rPr>
-          <w:rFonts w:ascii="Arial" w:hAnsi="Arial"/>
-          <w:b/>
-          <w:sz w:val="20"/>
-          <w:szCs w:val="20"/>
-        </w:rPr>
-        <w:t xml:space="preserve"> de Engenharia Florestal</w:t>
-      </w:r>
-    </w:p>
-    <w:p>
-      <w:pPr>
-        <w:jc w:val="both"/>
-        <w:rPr>
-          <w:rFonts w:ascii="Arial" w:hAnsi="Arial"/>
-          <w:sz w:val="20"/>
-          <w:szCs w:val="20"/>
-        </w:rPr>
-      </w:pPr>
-    </w:p>
-    <w:p>
-      <w:pPr>
-        <w:jc w:val="both"/>
-        <w:rPr>
-          <w:rFonts w:ascii="Arial" w:hAnsi="Arial"/>
-        </w:rPr>
-      </w:pPr>
-      <w:r>
-        <w:rPr>
-          <w:rFonts w:ascii="Arial" w:hAnsi="Arial"/>
-        </w:rPr>
-        <w:t xml:space="preserve">Disciplina: </w:t>
-      </w:r>
-      <w:r>
-        <w:rPr>
-          <w:rFonts w:ascii="Arial" w:hAnsi="Arial"/>
-        </w:rPr>
-        <w:t>Inventário Florestal (EFBEL249) – Engenharia Florestal/Forma Pará - Pacajá</w:t>
-      </w:r>
-    </w:p>
-    <w:p>
-      <w:pPr>
-        <w:jc w:val="both"/>
-        <w:rPr>
-          <w:rFonts w:ascii="Arial Narrow" w:hAnsi="Arial Narrow"/>
-        </w:rPr>
-      </w:pPr>
-      <w:r>
-        <w:rPr>
-          <w:rFonts w:ascii="Arial" w:hAnsi="Arial"/>
-        </w:rPr>
-        <w:t>Docente: Deivison Venicio Souza</w:t>
-      </w:r>
-    </w:p>
-    <w:p>
-      <w:pPr>
-        <w:jc w:val="both"/>
-        <w:rPr>
-          <w:rFonts w:ascii="Arial" w:hAnsi="Arial"/>
-        </w:rPr>
-      </w:pPr>
-      <w:r>
-        <w:rPr>
-          <w:rFonts w:ascii="Arial" w:hAnsi="Arial"/>
-        </w:rPr>
-        <w:t>Discente:_______________________________________Matrícula:_______________</w:t>
-      </w:r>
-    </w:p>
-    <w:p>
-      <w:pPr>
-        <w:jc w:val="both"/>
-        <w:rPr>
-          <w:rFonts w:ascii="Arial Narrow" w:hAnsi="Arial Narrow"/>
-        </w:rPr>
-      </w:pPr>
-      <w:r>
-        <w:rPr>
-          <w:rFonts w:ascii="Arial" w:hAnsi="Arial"/>
-        </w:rPr>
-        <w:t>Prazo de entrega: 0</w:t>
-      </w:r>
-      <w:r>
-        <w:rPr>
-          <w:rFonts w:ascii="Arial" w:hAnsi="Arial"/>
-        </w:rPr>
-        <w:t>4</w:t>
-      </w:r>
-      <w:r>
-        <w:rPr>
-          <w:rFonts w:ascii="Arial" w:hAnsi="Arial"/>
-        </w:rPr>
-        <w:t>/12/2025</w:t>
+        </w:rPr>
+      </w:pPr>
+      <w:r>
+        <w:rPr>
+          <w:rFonts w:ascii="Arial" w:hAnsi="Arial"/>
+        </w:rPr>
+        <w:t>Prazo de entrega:</w:t>
       </w:r>
     </w:p>
     <w:p>
@@ -540,21 +393,7 @@
           <w:rFonts w:ascii="Arial" w:hAnsi="Arial"/>
           <w:bCs/>
         </w:rPr>
-        <w:t xml:space="preserve">Definir </w:t>
-      </w:r>
-      <w:r>
-        <w:rPr>
-          <w:rFonts w:ascii="Arial" w:hAnsi="Arial"/>
-          <w:bCs/>
-        </w:rPr>
-        <w:t>Desvio Padrão e Erro Padrão</w:t>
-      </w:r>
-      <w:r>
-        <w:rPr>
-          <w:rFonts w:ascii="Arial" w:hAnsi="Arial"/>
-          <w:bCs/>
-        </w:rPr>
-        <w:t xml:space="preserve">. </w:t>
+        <w:t xml:space="preserve">Definir Desvio Padrão e Erro Padrão. </w:t>
       </w:r>
     </w:p>
     <w:p>
@@ -642,28 +481,7 @@
           <w:rFonts w:ascii="Arial" w:hAnsi="Arial"/>
           <w:bCs/>
         </w:rPr>
-        <w:t>mostral (ou suficiência amostral)</w:t>
-      </w:r>
-      <w:r>
-        <w:rPr>
-          <w:rFonts w:ascii="Arial" w:hAnsi="Arial"/>
-          <w:bCs/>
-        </w:rPr>
-        <w:t>?</w:t>
-      </w:r>
-      <w:r>
-        <w:rPr>
-          <w:rFonts w:ascii="Arial" w:hAnsi="Arial"/>
-          <w:bCs/>
-        </w:rPr>
-        <w:t xml:space="preserve"> Quais fatores que afetam a intensidade amostral</w:t>
-      </w:r>
-      <w:r>
-        <w:rPr>
-          <w:rFonts w:ascii="Arial" w:hAnsi="Arial"/>
-          <w:bCs/>
-        </w:rPr>
-        <w:t>?</w:t>
+        <w:t>mostral (ou suficiência amostral)? Quais fatores que afetam a intensidade amostral?</w:t>
       </w:r>
     </w:p>
     <w:p>
@@ -746,6 +564,7 @@
       </w:pPr>
     </w:p>
     <w:sectPr>
+      <w:headerReference w:type="default" r:id="rId8"/>
       <w:pgSz w:w="11906" w:h="16838"/>
       <w:pgMar w:top="1134" w:right="1134" w:bottom="1134" w:left="1134" w:header="0" w:footer="0" w:gutter="0"/>
       <w:cols w:space="720"/>
@@ -754,6 +573,101 @@
     </w:sectPr>
   </w:body>
 </w:document>
+</file>
+
+<file path=word/endnotes.xml><?xml version="1.0" encoding="utf-8"?>
+<w:endnotes xmlns:wpc="http://schemas.microsoft.com/office/word/2010/wordprocessingCanvas" xmlns:cx="http://schemas.microsoft.com/office/drawing/2014/chartex" xmlns:cx1="http://schemas.microsoft.com/office/drawing/2015/9/8/chartex" xmlns:cx2="http://schemas.microsoft.com/office/drawing/2015/10/21/chartex" xmlns:cx3="http://schemas.microsoft.com/office/drawing/2016/5/9/chartex" xmlns:cx4="http://schemas.microsoft.com/office/drawing/2016/5/10/chartex" xmlns:cx5="http://schemas.microsoft.com/office/drawing/2016/5/11/chartex" xmlns:cx6="http://schemas.microsoft.com/office/drawing/2016/5/12/chartex" xmlns:cx7="http://schemas.microsoft.com/office/drawing/2016/5/13/chartex" xmlns:cx8="http://schemas.microsoft.com/office/drawing/2016/5/14/chartex" xmlns:mc="http://schemas.openxmlformats.org/markup-compatibility/2006" xmlns:aink="http://schemas.microsoft.com/office/drawing/2016/ink" xmlns:am3d="http://schemas.microsoft.com/office/drawing/2017/model3d" xmlns:o="urn:schemas-microsoft-com:office:office" xmlns:oel="http://schemas.microsoft.com/office/2019/extlst" xmlns:r="http://schemas.openxmlformats.org/officeDocument/2006/relationships" xmlns:m="http://schemas.openxmlformats.org/officeDocument/2006/math" xmlns:v="urn:schemas-microsoft-com:vml" xmlns:wp14="http://schemas.microsoft.com/office/word/2010/wordprocessingDrawing" xmlns:wp="http://schemas.openxmlformats.org/drawingml/2006/wordprocessingDrawing" xmlns:w10="urn:schemas-microsoft-com:office:word" xmlns:w="http://schemas.openxmlformats.org/wordprocessingml/2006/main" xmlns:w14="http://schemas.microsoft.com/office/word/2010/wordml" xmlns:w15="http://schemas.microsoft.com/office/word/2012/wordml" xmlns:w16cex="http://schemas.microsoft.com/office/word/2018/wordml/cex" xmlns:w16cid="http://schemas.microsoft.com/office/word/2016/wordml/cid" xmlns:w16="http://schemas.microsoft.com/office/word/2018/wordml" xmlns:w16du="http://schemas.microsoft.com/office/word/2023/wordml/word16du" xmlns:w16sdtdh="http://schemas.microsoft.com/office/word/2020/wordml/sdtdatahash" xmlns:w16se="http://schemas.microsoft.com/office/word/2015/wordml/symex" xmlns:wpg="http://schemas.microsoft.com/office/word/2010/wordprocessingGroup" xmlns:wpi="http://schemas.microsoft.com/office/word/2010/wordprocessingInk" xmlns:wne="http://schemas.microsoft.com/office/word/2006/wordml" xmlns:wps="http://schemas.microsoft.com/office/word/2010/wordprocessingShape" mc:Ignorable="w14 w15 w16se w16cid w16 w16cex w16sdtdh w16du wp14">
+  <w:endnote w:type="separator" w:id="-1">
+    <w:p>
+      <w:r>
+        <w:separator/>
+      </w:r>
+    </w:p>
+  </w:endnote>
+  <w:endnote w:type="continuationSeparator" w:id="0">
+    <w:p>
+      <w:r>
+        <w:continuationSeparator/>
+      </w:r>
+    </w:p>
+  </w:endnote>
+</w:endnotes>
+</file>
+
+<file path=word/footnotes.xml><?xml version="1.0" encoding="utf-8"?>
+<w:footnotes xmlns:wpc="http://schemas.microsoft.com/office/word/2010/wordprocessingCanvas" xmlns:cx="http://schemas.microsoft.com/office/drawing/2014/chartex" xmlns:cx1="http://schemas.microsoft.com/office/drawing/2015/9/8/chartex" xmlns:cx2="http://schemas.microsoft.com/office/drawing/2015/10/21/chartex" xmlns:cx3="http://schemas.microsoft.com/office/drawing/2016/5/9/chartex" xmlns:cx4="http://schemas.microsoft.com/office/drawing/2016/5/10/chartex" xmlns:cx5="http://schemas.microsoft.com/office/drawing/2016/5/11/chartex" xmlns:cx6="http://schemas.microsoft.com/office/drawing/2016/5/12/chartex" xmlns:cx7="http://schemas.microsoft.com/office/drawing/2016/5/13/chartex" xmlns:cx8="http://schemas.microsoft.com/office/drawing/2016/5/14/chartex" xmlns:mc="http://schemas.openxmlformats.org/markup-compatibility/2006" xmlns:aink="http://schemas.microsoft.com/office/drawing/2016/ink" xmlns:am3d="http://schemas.microsoft.com/office/drawing/2017/model3d" xmlns:o="urn:schemas-microsoft-com:office:office" xmlns:oel="http://schemas.microsoft.com/office/2019/extlst" xmlns:r="http://schemas.openxmlformats.org/officeDocument/2006/relationships" xmlns:m="http://schemas.openxmlformats.org/officeDocument/2006/math" xmlns:v="urn:schemas-microsoft-com:vml" xmlns:wp14="http://schemas.microsoft.com/office/word/2010/wordprocessingDrawing" xmlns:wp="http://schemas.openxmlformats.org/drawingml/2006/wordprocessingDrawing" xmlns:w10="urn:schemas-microsoft-com:office:word" xmlns:w="http://schemas.openxmlformats.org/wordprocessingml/2006/main" xmlns:w14="http://schemas.microsoft.com/office/word/2010/wordml" xmlns:w15="http://schemas.microsoft.com/office/word/2012/wordml" xmlns:w16cex="http://schemas.microsoft.com/office/word/2018/wordml/cex" xmlns:w16cid="http://schemas.microsoft.com/office/word/2016/wordml/cid" xmlns:w16="http://schemas.microsoft.com/office/word/2018/wordml" xmlns:w16du="http://schemas.microsoft.com/office/word/2023/wordml/word16du" xmlns:w16sdtdh="http://schemas.microsoft.com/office/word/2020/wordml/sdtdatahash" xmlns:w16se="http://schemas.microsoft.com/office/word/2015/wordml/symex" xmlns:wpg="http://schemas.microsoft.com/office/word/2010/wordprocessingGroup" xmlns:wpi="http://schemas.microsoft.com/office/word/2010/wordprocessingInk" xmlns:wne="http://schemas.microsoft.com/office/word/2006/wordml" xmlns:wps="http://schemas.microsoft.com/office/word/2010/wordprocessingShape" mc:Ignorable="w14 w15 w16se w16cid w16 w16cex w16sdtdh w16du wp14">
+  <w:footnote w:type="separator" w:id="-1">
+    <w:p>
+      <w:r>
+        <w:separator/>
+      </w:r>
+    </w:p>
+  </w:footnote>
+  <w:footnote w:type="continuationSeparator" w:id="0">
+    <w:p>
+      <w:r>
+        <w:continuationSeparator/>
+      </w:r>
+    </w:p>
+  </w:footnote>
+</w:footnotes>
+</file>
+
+<file path=word/header1.xml><?xml version="1.0" encoding="utf-8"?>
+<w:hdr xmlns:wpc="http://schemas.microsoft.com/office/word/2010/wordprocessingCanvas" xmlns:cx="http://schemas.microsoft.com/office/drawing/2014/chartex" xmlns:cx1="http://schemas.microsoft.com/office/drawing/2015/9/8/chartex" xmlns:cx2="http://schemas.microsoft.com/office/drawing/2015/10/21/chartex" xmlns:cx3="http://schemas.microsoft.com/office/drawing/2016/5/9/chartex" xmlns:cx4="http://schemas.microsoft.com/office/drawing/2016/5/10/chartex" xmlns:cx5="http://schemas.microsoft.com/office/drawing/2016/5/11/chartex" xmlns:cx6="http://schemas.microsoft.com/office/drawing/2016/5/12/chartex" xmlns:cx7="http://schemas.microsoft.com/office/drawing/2016/5/13/chartex" xmlns:cx8="http://schemas.microsoft.com/office/drawing/2016/5/14/chartex" xmlns:mc="http://schemas.openxmlformats.org/markup-compatibility/2006" xmlns:aink="http://schemas.microsoft.com/office/drawing/2016/ink" xmlns:am3d="http://schemas.microsoft.com/office/drawing/2017/model3d" xmlns:o="urn:schemas-microsoft-com:office:office" xmlns:oel="http://schemas.microsoft.com/office/2019/extlst" xmlns:r="http://schemas.openxmlformats.org/officeDocument/2006/relationships" xmlns:m="http://schemas.openxmlformats.org/officeDocument/2006/math" xmlns:v="urn:schemas-microsoft-com:vml" xmlns:wp14="http://schemas.microsoft.com/office/word/2010/wordprocessingDrawing" xmlns:wp="http://schemas.openxmlformats.org/drawingml/2006/wordprocessingDrawing" xmlns:w10="urn:schemas-microsoft-com:office:word" xmlns:w="http://schemas.openxmlformats.org/wordprocessingml/2006/main" xmlns:w14="http://schemas.microsoft.com/office/word/2010/wordml" xmlns:w15="http://schemas.microsoft.com/office/word/2012/wordml" xmlns:w16cex="http://schemas.microsoft.com/office/word/2018/wordml/cex" xmlns:w16cid="http://schemas.microsoft.com/office/word/2016/wordml/cid" xmlns:w16="http://schemas.microsoft.com/office/word/2018/wordml" xmlns:w16du="http://schemas.microsoft.com/office/word/2023/wordml/word16du" xmlns:w16sdtdh="http://schemas.microsoft.com/office/word/2020/wordml/sdtdatahash" xmlns:w16se="http://schemas.microsoft.com/office/word/2015/wordml/symex" xmlns:wpg="http://schemas.microsoft.com/office/word/2010/wordprocessingGroup" xmlns:wpi="http://schemas.microsoft.com/office/word/2010/wordprocessingInk" xmlns:wne="http://schemas.microsoft.com/office/word/2006/wordml" xmlns:wps="http://schemas.microsoft.com/office/word/2010/wordprocessingShape" mc:Ignorable="w14 w15 w16se w16cid w16 w16cex w16sdtdh w16du wp14">
+  <w:p>
+    <w:pPr>
+      <w:pStyle w:val="Cabealho"/>
+      <w:jc w:val="center"/>
+    </w:pPr>
+    <w:r>
+      <w:rPr>
+        <w:noProof/>
+      </w:rPr>
+      <w:drawing>
+        <wp:inline distT="0" distB="0" distL="0" distR="0" wp14:anchorId="7D64AB3F" wp14:editId="5D01ACAA">
+          <wp:extent cx="4318000" cy="1699781"/>
+          <wp:effectExtent l="0" t="0" r="0" b="0"/>
+          <wp:docPr id="864142878" name="Imagem 1" descr="Texto&#10;&#10;Descrição gerada automaticamente"/>
+          <wp:cNvGraphicFramePr>
+            <a:graphicFrameLocks xmlns:a="http://schemas.openxmlformats.org/drawingml/2006/main" noChangeAspect="1"/>
+          </wp:cNvGraphicFramePr>
+          <a:graphic xmlns:a="http://schemas.openxmlformats.org/drawingml/2006/main">
+            <a:graphicData uri="http://schemas.openxmlformats.org/drawingml/2006/picture">
+              <pic:pic xmlns:pic="http://schemas.openxmlformats.org/drawingml/2006/picture">
+                <pic:nvPicPr>
+                  <pic:cNvPr id="864142878" name="Imagem 1" descr="Texto&#10;&#10;Descrição gerada automaticamente"/>
+                  <pic:cNvPicPr/>
+                </pic:nvPicPr>
+                <pic:blipFill>
+                  <a:blip r:embed="rId1">
+                    <a:extLst>
+                      <a:ext uri="{28A0092B-C50C-407E-A947-70E740481C1C}">
+                        <a14:useLocalDpi xmlns:a14="http://schemas.microsoft.com/office/drawing/2010/main" val="0"/>
+                      </a:ext>
+                    </a:extLst>
+                  </a:blip>
+                  <a:stretch>
+                    <a:fillRect/>
+                  </a:stretch>
+                </pic:blipFill>
+                <pic:spPr>
+                  <a:xfrm>
+                    <a:off x="0" y="0"/>
+                    <a:ext cx="4349614" cy="1712226"/>
+                  </a:xfrm>
+                  <a:prstGeom prst="rect">
+                    <a:avLst/>
+                  </a:prstGeom>
+                </pic:spPr>
+              </pic:pic>
+            </a:graphicData>
+          </a:graphic>
+        </wp:inline>
+      </w:drawing>
+    </w:r>
+  </w:p>
+</w:hdr>
 </file>
 
 <file path=word/numbering.xml><?xml version="1.0" encoding="utf-8"?>
@@ -1536,6 +1450,7 @@
   <w:style w:type="character" w:default="1" w:styleId="Fontepargpadro">
     <w:name w:val="Default Paragraph Font"/>
     <w:uiPriority w:val="1"/>
+    <w:semiHidden/>
     <w:unhideWhenUsed/>
   </w:style>
   <w:style w:type="table" w:default="1" w:styleId="Tabelanormal">
@@ -1947,6 +1862,60 @@
         <w:shd w:val="clear" w:color="auto" w:fill="C0C0C0" w:themeFill="text1" w:themeFillTint="3F"/>
       </w:tcPr>
     </w:tblStylePr>
+  </w:style>
+  <w:style w:type="paragraph" w:styleId="Cabealho">
+    <w:name w:val="header"/>
+    <w:basedOn w:val="Normal"/>
+    <w:link w:val="CabealhoChar"/>
+    <w:uiPriority w:val="99"/>
+    <w:unhideWhenUsed/>
+    <w:rsid w:val="00AC3096"/>
+    <w:pPr>
+      <w:tabs>
+        <w:tab w:val="center" w:pos="4252"/>
+        <w:tab w:val="right" w:pos="8504"/>
+      </w:tabs>
+    </w:pPr>
+  </w:style>
+  <w:style w:type="character" w:customStyle="1" w:styleId="CabealhoChar">
+    <w:name w:val="Cabeçalho Char"/>
+    <w:basedOn w:val="Fontepargpadro"/>
+    <w:link w:val="Cabealho"/>
+    <w:uiPriority w:val="99"/>
+    <w:rsid w:val="00AC3096"/>
+    <w:rPr>
+      <w:rFonts w:ascii="Times New Roman" w:eastAsia="Times New Roman" w:hAnsi="Times New Roman" w:cs="Times New Roman"/>
+      <w:sz w:val="24"/>
+      <w:szCs w:val="24"/>
+      <w:lang w:eastAsia="pt-BR"/>
+    </w:rPr>
+  </w:style>
+  <w:style w:type="paragraph" w:styleId="Rodap">
+    <w:name w:val="footer"/>
+    <w:basedOn w:val="Normal"/>
+    <w:link w:val="RodapChar"/>
+    <w:uiPriority w:val="99"/>
+    <w:unhideWhenUsed/>
+    <w:rsid w:val="00AC3096"/>
+    <w:pPr>
+      <w:tabs>
+        <w:tab w:val="center" w:pos="4252"/>
+        <w:tab w:val="right" w:pos="8504"/>
+      </w:tabs>
+    </w:pPr>
+  </w:style>
+  <w:style w:type="character" w:customStyle="1" w:styleId="RodapChar">
+    <w:name w:val="Rodapé Char"/>
+    <w:basedOn w:val="Fontepargpadro"/>
+    <w:link w:val="Rodap"/>
+    <w:uiPriority w:val="99"/>
+    <w:rsid w:val="00AC3096"/>
+    <w:rPr>
+      <w:rFonts w:ascii="Times New Roman" w:eastAsia="Times New Roman" w:hAnsi="Times New Roman" w:cs="Times New Roman"/>
+      <w:sz w:val="24"/>
+      <w:szCs w:val="24"/>
+      <w:lang w:eastAsia="pt-BR"/>
+    </w:rPr>
   </w:style>
 </w:styles>
 </file>
